--- a/docs/files/f18_文雪_山东大学_公牛集团_交付管理岗-慈溪（2027届）（交付管理）.docx
+++ b/docs/files/f18_文雪_山东大学_公牛集团_交付管理岗-慈溪（2027届）（交付管理）.docx
@@ -1817,7 +1817,7 @@
                 <w:b/>
                 <w:sz w:val="21"/>
               </w:rPr>
-              <w:t>课程实验・账套主管</w:t>
+              <w:t>课程实验项目（账套主管）</w:t>
             </w:r>
           </w:p>
         </w:tc>
